--- a/rapports/16_02_2026/ABD/coh_EQ9_sup_072203020001.docx
+++ b/rapports/16_02_2026/ABD/coh_EQ9_sup_072203020001.docx
@@ -25,7 +25,7 @@
         <w:br/>
         <w:t>Grappe: 072203020001</w:t>
         <w:br/>
-        <w:t>Date: 16/02/2026 a 12:41</w:t>
+        <w:t>Date: 16/02/2026 a 12:58</w:t>
       </w:r>
     </w:p>
     <w:p/>

--- a/rapports/16_02_2026/ABD/coh_EQ9_sup_072203020001.docx
+++ b/rapports/16_02_2026/ABD/coh_EQ9_sup_072203020001.docx
@@ -25,7 +25,7 @@
         <w:br/>
         <w:t>Grappe: 072203020001</w:t>
         <w:br/>
-        <w:t>Date: 16/02/2026 a 12:58</w:t>
+        <w:t>Date: 16/02/2026 a 13:06</w:t>
       </w:r>
     </w:p>
     <w:p/>
@@ -327,38 +327,6 @@
           </w:tcPr>
           <w:p>
             <w:r>
-              <w:t>Section12</w:t>
-            </w:r>
-          </w:p>
-        </w:tc>
-        <w:tc>
-          <w:tcPr>
-            <w:tcW w:type="dxa" w:w="3324"/>
-          </w:tcPr>
-          <w:p>
-            <w:r>
-              <w:t>Actifs du menage</w:t>
-            </w:r>
-          </w:p>
-        </w:tc>
-        <w:tc>
-          <w:tcPr>
-            <w:tcW w:type="dxa" w:w="3324"/>
-          </w:tcPr>
-          <w:p>
-            <w:r>
-              <w:t>10</w:t>
-            </w:r>
-          </w:p>
-        </w:tc>
-      </w:tr>
-      <w:tr>
-        <w:tc>
-          <w:tcPr>
-            <w:tcW w:type="dxa" w:w="3324"/>
-          </w:tcPr>
-          <w:p>
-            <w:r>
               <w:t>Section4c</w:t>
             </w:r>
           </w:p>
@@ -402,6 +370,38 @@
           <w:p>
             <w:r>
               <w:t>Caracteristiques logement</w:t>
+            </w:r>
+          </w:p>
+        </w:tc>
+        <w:tc>
+          <w:tcPr>
+            <w:tcW w:type="dxa" w:w="3324"/>
+          </w:tcPr>
+          <w:p>
+            <w:r>
+              <w:t>9</w:t>
+            </w:r>
+          </w:p>
+        </w:tc>
+      </w:tr>
+      <w:tr>
+        <w:tc>
+          <w:tcPr>
+            <w:tcW w:type="dxa" w:w="3324"/>
+          </w:tcPr>
+          <w:p>
+            <w:r>
+              <w:t>Section12</w:t>
+            </w:r>
+          </w:p>
+        </w:tc>
+        <w:tc>
+          <w:tcPr>
+            <w:tcW w:type="dxa" w:w="3324"/>
+          </w:tcPr>
+          <w:p>
+            <w:r>
+              <w:t>Actifs du menage</w:t>
             </w:r>
           </w:p>
         </w:tc>
@@ -936,7 +936,7 @@
         <w:rPr>
           <w:sz w:val="20"/>
         </w:rPr>
-        <w:t>- Attention ! Le prix unitaire d'achat (100 Fcfa) de Piment séché en Sachets (Tres petit) est relativement élevé par rapport aux autres prix observés dans cette zone. Prière de corriger ou de confirmer avec le QG. Attention ! Le prix unitaire d'achat (100 Fcfa) de Poivre en Sachets (Petit) est relativement élevé par rapport aux autres prix observés dans cette zone. Prière de corriger ou de confirmer avec le QG. Incohérence!! Dans ce ménage, chaque individus consomme par jour 103.3564 Kg  de cereale; Prière de revoir les quantités prises de ces produits. Incohérence!! Dans ce ménage, chaque individus consomme par jour 103.3564 Kg  de cereale; Prière de revoir les quantités prises de ces produits. Incohérence!! Dans ce ménage, chaque individus consomme par jour 103.3564 Kg  de cereale; Prière de revoir les quantités prises de ces produits.</w:t>
+        <w:t>- Attention ! Le prix unitaire d'achat (100 Fcfa) de Aubergine sauvage  en Pièce (Petit) est relativement élevé par rapport aux autres prix observés dans cette zone. Prière de corriger ou de confirmer avec le QG. Attention ! Le prix unitaire d'achat (100 Fcfa) de Piment frais en Pièce (Moyen) est relativement élevé par rapport aux autres prix observés dans cette zone. Prière de corriger ou de confirmer avec le QG. Attention ! Le prix unitaire d'achat (100 Fcfa) de Piment séché en Sachets (Tres petit) est relativement élevé par rapport aux autres prix observés dans cette zone. Prière de corriger ou de confirmer avec le QG. Attention ! Le prix unitaire d'achat (600 Fcfa) de Capitaine frais en Pièce (Petit) est relativement élevé par rapport aux autres prix observés dans cette zone. Prière de corriger ou de confirmer avec le QG. Incohérence!! Dans ce ménage, chaque individus consomme par jour 194.0972 Kg  de cereale; Prière de revoir les quantités prises de ces produits. Incohérence!! Dans ce ménage, chaque individus consomme par jour 194.0972 Kg  de cereale; Prière de revoir les quantités prises de ces produits. Incohérence!! Dans ce ménage, chaque individus consomme par jour 194.0972 Kg  de cereale; Prière de revoir les quantités prises de ces produits.</w:t>
       </w:r>
     </w:p>
     <w:p>
@@ -1043,9 +1043,7 @@
         </w:rPr>
         <w:t xml:space="preserve">- Attention ! Appareil TV a été achété à 300000 Fcfa est relativement élevé par rapport aux autres prix d'achat observés dans cette zone. Prière de corriger ou de confirmer avec le QG. Attention ! Appareil TV a été revendu à 200000 Fcfa qui est relativement élevé par rapport aux autres prix de revente observés dans cette zone. Prière de corriger ou de confirmer avec le QG. </w:t>
         <w:br/>
-        <w:t xml:space="preserve">- Attention ! Armoires et autres meubles a été achété à 400000 Fcfa est relativement élevé par rapport aux autres prix d'achat observés dans cette zone. Prière de corriger ou de confirmer avec le QG. </w:t>
-        <w:br/>
-        <w:t xml:space="preserve">- Attention ! Radio simple/Radiocassette a été achété à 15000 Fcfa est relativement élevé par rapport aux autres prix d'achat observés dans cette zone. Prière de corriger ou de confirmer avec le QG. Attention ! Radio simple/Radiocassette a été revendu à 10000 Fcfa qui est relativement élevé par rapport aux autres prix de revente observés dans cette zone. Prière de corriger ou de confirmer avec le QG. </w:t>
+        <w:t xml:space="preserve">- Attention ! Cuisinière à gaz ou électrique a été revendu à 150000 Fcfa qui est relativement élevé par rapport aux autres prix de revente observés dans cette zone. Prière de corriger ou de confirmer avec le QG. </w:t>
         <w:br/>
         <w:t>- Avertissement!!! Le prix d'achat (400000) de l'article  Lit est inférieur aux prix de revente (500000)  avec l'âge du bien atteignant 3 ans. Prière de vérifier ou confirmer avec l'enquêté et mettre les bonnes valeurs après verification, s'il le faut. Attention ! Lit a été revendu à 500000 Fcfa qui est relativement élevé par rapport aux autres prix de revente observés dans cette zone. Prière de corriger ou de confirmer avec le QG.</w:t>
       </w:r>
@@ -1176,27 +1174,6 @@
           <w:sz w:val="20"/>
         </w:rPr>
         <w:t>- Avertissement! Le prix de vente (20000 Fcfa) d'un Porcin est trop petit . Veuillez confirmer ces informations avec le QG ou apporter les corrections nécessaires.</w:t>
-      </w:r>
-    </w:p>
-    <w:p>
-      <w:r>
-        <w:rPr>
-          <w:b/>
-          <w:color w:val="4672C4"/>
-          <w:sz w:val="22"/>
-        </w:rPr>
-        <w:t>&gt;&gt; Section19 - Equipements agricoles</w:t>
-      </w:r>
-    </w:p>
-    <w:p>
-      <w:pPr>
-        <w:ind w:left="283"/>
-      </w:pPr>
-      <w:r>
-        <w:rPr>
-          <w:sz w:val="20"/>
-        </w:rPr>
-        <w:t>- Attention ! Houe/daba/hilaire a été revendu à 2000 Fcfa qui est relativement élevé par rapport aux autres prix de revente observés dans cette zone. Prière de corriger ou de confirmer avec le QG.</w:t>
       </w:r>
     </w:p>
     <w:p>
@@ -1666,7 +1643,7 @@
         <w:rPr>
           <w:sz w:val="20"/>
         </w:rPr>
-        <w:t>- Attention ! Le prix unitaire d'achat (150 Fcfa) de Lait en poudre en Sachets (Petit) est relativement élevé par rapport aux autres prix observés dans cette zone. Prière de corriger ou de confirmer avec le QG. Incohérence!! Dans ce ménage, chaque individus consomme par jour 12.46119 Kg  de cereale; Prière de revoir les quantités prises de ces produits.</w:t>
+        <w:t>- Attention ! Le prix unitaire d'achat (100 Fcfa) de Poivron frais en Pièce (Petit) est relativement élevé par rapport aux autres prix observés dans cette zone. Prière de corriger ou de confirmer avec le QG. Attention ! Le prix unitaire d'achat (150 Fcfa) de Lait en poudre en Sachets (Petit) est relativement élevé par rapport aux autres prix observés dans cette zone. Prière de corriger ou de confirmer avec le QG. Attention ! Soupçons de quantité anormale! Le ménage de CATHY DIOUF avec une taille de 6 personnes a consommé 3 Verre ( à thé) en taille unique de Vinaigre de vin qui est relativement élevé comme consommation par rapport à la condition de vie des autres ménages de même taille dans cette zone. Prière de corriger ou de confirmer avec le QG. Incohérence!! Dans ce ménage, chaque individus consomme par jour 25.34214 Kg  de cereale; Prière de revoir les quantités prises de ces produits. Attention ! Soupçons de quantité anormale! Le ménage de CATHY DIOUF avec une taille de 6 personnes a consommé 21 Kg en taille unique de Riz local Gambiaka qui est relativement élevé comme consommation par rapport à la condition de vie des autres ménages de même taille dans cette zone. Prière de corriger ou de confirmer avec le QG.</w:t>
       </w:r>
     </w:p>
     <w:p>
@@ -2155,7 +2132,7 @@
         <w:rPr>
           <w:sz w:val="20"/>
         </w:rPr>
-        <w:t>- La dernière fois que vous avez acheté Viande de poulet entier est maison et semble exister dans les modalités, prière de prendre attache avec le QG pour plus d'explication afin de la classer bien. Attention ! Le prix unitaire d'achat (1000 Fcfa) de Piment séché en Sachets (Moyen) est relativement élevé par rapport aux autres prix observés dans cette zone. Prière de corriger ou de confirmer avec le QG. Attention ! Le prix unitaire d'achat (10000 Fcfa) de Carpe frais en Tas (Moyen) est relativement élevé par rapport aux autres prix observés dans cette zone. Prière de corriger ou de confirmer avec le QG. Avertissement!!! Le ménage a consommé 8 Pièce Moyen de Mâchoiron Frais, cette quantité semble anormale pour une consommation des 7 derniers jours.Prière de corriger ou de confirmer avec le QG. Incohérence!! Dans ce ménage, chaque individus consomme par jour 56.16286 Kg  de cereale; Prière de revoir les quantités prises de ces produits. Incohérence!! Dans ce ménage, chaque individus consomme par jour 56.16286 Kg  de cereale; Prière de revoir les quantités prises de ces produits.</w:t>
+        <w:t>- La dernière fois que vous avez acheté Viande de poulet entier est maison et semble exister dans les modalités, prière de prendre attache avec le QG pour plus d'explication afin de la classer bien. Attention ! Le prix unitaire d'achat (1000 Fcfa) de Piment séché en Sachets (Moyen) est relativement élevé par rapport aux autres prix observés dans cette zone. Prière de corriger ou de confirmer avec le QG. Attention ! Le prix unitaire d'achat (10000 Fcfa) de Carpe frais en Tas (Moyen) est relativement élevé par rapport aux autres prix observés dans cette zone. Prière de corriger ou de confirmer avec le QG. Avertissement!!! Le ménage a consommé 8 Pièce Moyen de Mâchoiron Frais, cette quantité semble anormale pour une consommation des 7 derniers jours.Prière de corriger ou de confirmer avec le QG. Incohérence!! Dans ce ménage, chaque individus consomme par jour 99.28285 Kg  de cereale; Prière de revoir les quantités prises de ces produits. Incohérence!! Dans ce ménage, chaque individus consomme par jour 99.28285 Kg  de cereale; Prière de revoir les quantités prises de ces produits. Attention ! Le prix unitaire d'achat (600 Fcfa) de Mil en Kg (taille unique) est relativement élevé par rapport aux autres prix observés dans cette zone. Prière de corriger ou de confirmer avec le QG.</w:t>
       </w:r>
     </w:p>
     <w:p>
@@ -2262,11 +2239,13 @@
         </w:rPr>
         <w:t xml:space="preserve">- Attention ! Appareil TV a été achété à 250000 Fcfa est relativement élevé par rapport aux autres prix d'achat observés dans cette zone. Prière de corriger ou de confirmer avec le QG. Attention ! Appareil TV a été revendu à 200000 Fcfa qui est relativement élevé par rapport aux autres prix de revente observés dans cette zone. Prière de corriger ou de confirmer avec le QG. </w:t>
         <w:br/>
-        <w:t xml:space="preserve">- Attention ! Armoires et autres meubles a été achété à 550000 Fcfa est relativement élevé par rapport aux autres prix d'achat observés dans cette zone. Prière de corriger ou de confirmer avec le QG. Attention ! Armoires et autres meubles a été revendu à 400000 Fcfa qui est relativement élevé par rapport aux autres prix de revente observés dans cette zone. Prière de corriger ou de confirmer avec le QG. </w:t>
+        <w:t xml:space="preserve">- Attention ! Armoires et autres meubles a été achété à 550000 Fcfa est relativement élevé par rapport aux autres prix d'achat observés dans cette zone. Prière de corriger ou de confirmer avec le QG. </w:t>
         <w:br/>
-        <w:t xml:space="preserve">- Attention ! Tapis a été achété à 35000 Fcfa est relativement élevé par rapport aux autres prix d'achat observés dans cette zone. Prière de corriger ou de confirmer avec le QG. Attention ! Tapis a été revendu à 20000 Fcfa qui est relativement élevé par rapport aux autres prix de revente observés dans cette zone. Prière de corriger ou de confirmer avec le QG. </w:t>
+        <w:t xml:space="preserve">- Attention ! Ordinateur a été achété à 325000 Fcfa est relativement élevé par rapport aux autres prix d'achat observés dans cette zone. Prière de corriger ou de confirmer avec le QG. Attention ! Ordinateur a été revendu à 300000 Fcfa qui est relativement élevé par rapport aux autres prix de revente observés dans cette zone. Prière de corriger ou de confirmer avec le QG. </w:t>
         <w:br/>
-        <w:t>- Attention ! Téléphone portable a été achété à 150000 Fcfa est relativement élevé par rapport aux autres prix d'achat observés dans cette zone. Prière de corriger ou de confirmer avec le QG. Attention ! Téléphone portable a été revendu à 100000 Fcfa qui est relativement élevé par rapport aux autres prix de revente observés dans cette zone. Prière de corriger ou de confirmer avec le QG.</w:t>
+        <w:t xml:space="preserve">- Attention ! Tapis a été achété à 35000 Fcfa est relativement élevé par rapport aux autres prix d'achat observés dans cette zone. Prière de corriger ou de confirmer avec le QG. </w:t>
+        <w:br/>
+        <w:t>- Attention ! Téléphone portable a été achété à 150000 Fcfa est relativement élevé par rapport aux autres prix d'achat observés dans cette zone. Prière de corriger ou de confirmer avec le QG.</w:t>
       </w:r>
     </w:p>
     <w:p>
@@ -2843,7 +2822,7 @@
         <w:rPr>
           <w:sz w:val="20"/>
         </w:rPr>
-        <w:t>- Attention ! Le prix unitaire d'achat (100 Fcfa) de Oignon frais en Pièce (Moyen) est relativement élevé par rapport aux autres prix observés dans cette zone. Prière de corriger ou de confirmer avec le QG. Attention ! Le prix unitaire d'achat (100 Fcfa) de Piment séché en Sachets (Petit) est relativement élevé par rapport aux autres prix observés dans cette zone. Prière de corriger ou de confirmer avec le QG. Attention ! Le prix unitaire d'achat (100 Fcfa) de Vinaigre de vin en Verre ( à thé) (taille unique) est relativement élevé par rapport aux autres prix observés dans cette zone. Prière de corriger ou de confirmer avec le QG. Attention ! Le prix unitaire d'achat (1200 Fcfa) de Niébé/Haricots secs en Kg (taille unique) est relativement élevé par rapport aux autres prix observés dans cette zone. Prière de corriger ou de confirmer avec le QG. Avertissement!!! Le ménage a consommé 2 Boite (Autre que la boite/pot de tomate) Petit de Thé en sachet, cette quantité semble anormale pour une consommation des 7 derniers jours.Les ménages consomment géneralement en sachet ou en paquet, prière de corriger ou de confirmer avec le QG. Incohérence!! Dans ce ménage, chaque individus consomme par jour 37.88476 Kg  de cereale; Prière de revoir les quantités prises de ces produits.</w:t>
+        <w:t>- Attention ! Le prix unitaire d'achat (100 Fcfa) de Vinaigre de vin en Verre ( à thé) (taille unique) est relativement élevé par rapport aux autres prix observés dans cette zone. Prière de corriger ou de confirmer avec le QG. Attention ! Le prix unitaire d'achat (50 Fcfa) de Ail en Gousse (Moyen) est relativement faible par rapport aux autres prix observés dans cette zone. Prière de corriger ou de confirmer avec le QG. Avertissement!!! Le ménage a consommé 2 Boite (Autre que la boite/pot de tomate) Petit de Thé en sachet, cette quantité semble anormale pour une consommation des 7 derniers jours.Les ménages consomment géneralement en sachet ou en paquet, prière de corriger ou de confirmer avec le QG. Incohérence!! Dans ce ménage, chaque individus consomme par jour 71.82214 Kg  de cereale; Prière de revoir les quantités prises de ces produits.</w:t>
       </w:r>
     </w:p>
     <w:p>
@@ -3286,7 +3265,7 @@
         </w:rPr>
         <w:t xml:space="preserve">- Avertissement! Veuillez renseigner par oui ou non toutes les modalités de la question s01q47. </w:t>
         <w:br/>
-        <w:t>- Attention ! Le montant (5000 Fcfa) dépensé ou reçu en cadeau pour les cartes prépayées, les transferts de crédit et les abonnements de  LEONIE MBAYE est relativement élevé par rapport aux autres montants depansés observés dans cette zone. Prière de corriger ou de confirmer avec le QG. Attention ! Le montant (5000 Fcfa) dépensé ou reçu en cadeau pour les recharges internet ou de forfaits de données mobiles(hors appels vocaux), aucours des 30 derniers jours de  LEONIE MBAYE est relativement élevé par rapport aux autres montants depansés observés dans cette zone. Prière de corriger ou de confirmer avec le QG.</w:t>
+        <w:t>- Attention ! Le montant (5000 Fcfa) dépensé ou reçu en cadeau pour les cartes prépayées, les transferts de crédit et les abonnements de  LEONIE MBAYE est relativement élevé par rapport aux autres montants depansés observés dans cette zone. Prière de corriger ou de confirmer avec le QG.</w:t>
       </w:r>
     </w:p>
     <w:p>
@@ -3388,7 +3367,7 @@
         <w:rPr>
           <w:sz w:val="20"/>
         </w:rPr>
-        <w:t>- Attention ! Le prix unitaire d'achat (1000 Fcfa) de Lait caillé en Sachets (Moyen) est relativement élevé par rapport aux autres prix observés dans cette zone. Prière de corriger ou de confirmer avec le QG. Attention ! Le prix unitaire d'achat (1000 Fcfa) de Tamarin noir en Sachets (Moyen) est relativement élevé par rapport aux autres prix observés dans cette zone. Prière de corriger ou de confirmer avec le QG. Attention ! Le prix unitaire d'achat (2000 Fcfa) de Capitaine frais en Tas (Moyen) est relativement élevé par rapport aux autres prix observés dans cette zone. Prière de corriger ou de confirmer avec le QG. Attention ! Le prix unitaire d'achat (2000 Fcfa) de Mâchoiron séchée (Kon) en Kg (taille unique) est relativement élevé par rapport aux autres prix observés dans cette zone. Prière de corriger ou de confirmer avec le QG. Attention ! Le prix unitaire d'achat (250 Fcfa) de Pâte d'arachide en Sachets (Moyen) est relativement faible par rapport aux autres prix observés dans cette zone. Prière de corriger ou de confirmer avec le QG. Attention ! Le prix unitaire d'achat (500 Fcfa) de Poivron frais en Tas (Moyen) est relativement élevé par rapport aux autres prix observés dans cette zone. Prière de corriger ou de confirmer avec le QG. Attention ! Le prix unitaire d'achat (600 Fcfa) de Tomate fraîche en Sachets (Moyen) est relativement élevé par rapport aux autres prix observés dans cette zone. Prière de corriger ou de confirmer avec le QG. Attention ! Le prix unitaire d'achat (700 Fcfa) de Sucre en poudre  en Kg (taille unique) est relativement élevé par rapport aux autres prix observés dans cette zone. Prière de corriger ou de confirmer avec le QG. Attention ! Soupçons de quantité anormale! Le ménage de JEAN MARI DIAGNE avec une taille de 7 personnes a consommé 6 Kg en taille unique de Oignon frais qui est relativement élevé comme consommation par rapport à la condition de vie des autres ménages de même taille dans cette zone. Prière de corriger ou de confirmer avec le QG. Avertissement!! La quantité (4 litre) du produit Huile d'arachide raffinée consommée  par le ménage semble très élevé, prière de corriger ou confirmer avec le QG. Avertissement!!! Le ménage a consommé 8 Pièce Petit de Silure séché, cette quantité semble anormale pour une consommation des 7 derniers jours.Prière de corriger ou de confirmer avec le QG. Incohérence!! Dans ce ménage, chaque individus consomme par jour 34.66776 Kg  de cereale; Prière de revoir les quantités prises de ces produits. Incohérence!! Dans ce ménage, chaque individus consomme par jour 34.66776 Kg  de cereale; Prière de revoir les quantités prises de ces produits. Incohérence!! Dans ce ménage, chaque individus consomme par jour 34.66776 Kg  de cereale; Prière de revoir les quantités prises de ces produits.</w:t>
+        <w:t>- Attention ! Le prix unitaire d'achat (1000 Fcfa) de Lait caillé en Sachets (Moyen) est relativement élevé par rapport aux autres prix observés dans cette zone. Prière de corriger ou de confirmer avec le QG. Attention ! Le prix unitaire d'achat (1000 Fcfa) de Tamarin noir en Sachets (Moyen) est relativement élevé par rapport aux autres prix observés dans cette zone. Prière de corriger ou de confirmer avec le QG. Attention ! Le prix unitaire d'achat (2000 Fcfa) de Capitaine frais en Tas (Moyen) est relativement élevé par rapport aux autres prix observés dans cette zone. Prière de corriger ou de confirmer avec le QG. Attention ! Le prix unitaire d'achat (25 Fcfa) de Autres condiments (persil, céléri, etc.) en Sachets (Moyen) est relativement faible par rapport aux autres prix observés dans cette zone. Prière de corriger ou de confirmer avec le QG. Attention ! Le prix unitaire d'achat (500 Fcfa) de Poivron frais en Tas (Moyen) est relativement élevé par rapport aux autres prix observés dans cette zone. Prière de corriger ou de confirmer avec le QG. Attention ! Le prix unitaire d'achat (600 Fcfa) de Tomate fraîche en Sachets (Moyen) est relativement élevé par rapport aux autres prix observés dans cette zone. Prière de corriger ou de confirmer avec le QG. Attention ! Soupçons de quantité anormale! Le ménage de JEAN MARI DIAGNE avec une taille de 7 personnes a consommé 6 Kg en taille unique de Oignon frais qui est relativement élevé comme consommation par rapport à la condition de vie des autres ménages de même taille dans cette zone. Prière de corriger ou de confirmer avec le QG. Avertissement!! La quantité (4 litre) du produit Huile d'arachide raffinée consommée  par le ménage semble très élevé, prière de corriger ou confirmer avec le QG. Avertissement!!! Le ménage a consommé 8 Pièce Petit de Silure séché, cette quantité semble anormale pour une consommation des 7 derniers jours.Prière de corriger ou de confirmer avec le QG. Incohérence!! Dans ce ménage, chaque individus consomme par jour 56.22572 Kg  de cereale; Prière de revoir les quantités prises de ces produits. Incohérence!! Dans ce ménage, chaque individus consomme par jour 56.22572 Kg  de cereale; Prière de revoir les quantités prises de ces produits. Incohérence!! Dans ce ménage, chaque individus consomme par jour 56.22572 Kg  de cereale; Prière de revoir les quantités prises de ces produits. Attention ! Le prix unitaire d'achat (600 Fcfa) de Mil en Kg (taille unique) est relativement élevé par rapport aux autres prix observés dans cette zone. Prière de corriger ou de confirmer avec le QG.</w:t>
       </w:r>
     </w:p>
     <w:p>
@@ -3493,9 +3472,9 @@
         <w:rPr>
           <w:sz w:val="20"/>
         </w:rPr>
-        <w:t xml:space="preserve">- Attention ! Fer à repasser à charbon a été achété à 9000 Fcfa est relativement élevé par rapport aux autres prix d'achat observés dans cette zone. Prière de corriger ou de confirmer avec le QG. </w:t>
+        <w:t xml:space="preserve">- Attention ! Antenne parabolique / décodeur a été achété à 5000 Fcfa est relativement faible par rapport aux autres prix d'achat observés dans cette zone. Prière de corriger ou de confirmer avec le QG. </w:t>
         <w:br/>
-        <w:t>- Attention ! Moto/Vélomoteur/Tricycle à moteur a été achété à 35000 Fcfa est relativement faible par rapport aux autres prix d'achat observés dans cette zone. Prière de corriger ou de confirmer avec le QG.</w:t>
+        <w:t>- Attention ! Fer à repasser à charbon a été achété à 9000 Fcfa est relativement élevé par rapport aux autres prix d'achat observés dans cette zone. Prière de corriger ou de confirmer avec le QG. Attention ! Fer à repasser à charbon a été revendu à 6000 Fcfa qui est relativement élevé par rapport aux autres prix de revente observés dans cette zone. Prière de corriger ou de confirmer avec le QG.</w:t>
       </w:r>
     </w:p>
     <w:p>
@@ -3603,27 +3582,6 @@
           <w:sz w:val="20"/>
         </w:rPr>
         <w:t>- Avertissement! Le prix de vente (20000 Fcfa) d'un Porcin est trop petit . Veuillez confirmer ces informations avec le QG ou apporter les corrections nécessaires.</w:t>
-      </w:r>
-    </w:p>
-    <w:p>
-      <w:r>
-        <w:rPr>
-          <w:b/>
-          <w:color w:val="4672C4"/>
-          <w:sz w:val="22"/>
-        </w:rPr>
-        <w:t>&gt;&gt; Section19 - Equipements agricoles</w:t>
-      </w:r>
-    </w:p>
-    <w:p>
-      <w:pPr>
-        <w:ind w:left="283"/>
-      </w:pPr>
-      <w:r>
-        <w:rPr>
-          <w:sz w:val="20"/>
-        </w:rPr>
-        <w:t>- Attention ! Houe/daba/hilaire a été achété à 3000 Fcfa est relativement élevé par rapport aux autres prix d'achat observés dans cette zone. Prière de corriger ou de confirmer avec le QG. Attention ! Houe/daba/hilaire a été revendu à 3000 Fcfa qui est relativement élevé par rapport aux autres prix de revente observés dans cette zone. Prière de corriger ou de confirmer avec le QG.</w:t>
       </w:r>
     </w:p>
     <w:p>
@@ -4124,7 +4082,7 @@
         <w:rPr>
           <w:sz w:val="20"/>
         </w:rPr>
-        <w:t>- Attention ! Le prix unitaire d'achat (700 Fcfa) de Sucre en poudre  en Kg (taille unique) est relativement élevé par rapport aux autres prix observés dans cette zone. Prière de corriger ou de confirmer avec le QG. Avertissement!! La quantité (4 litre) du produit Huile d'arachide raffinée consommée  par le ménage semble très élevé, prière de corriger ou confirmer avec le QG. Avertissement!!! Le ménage a consommé 10 Pièce Moyen de Poisson frais type 9, cette quantité semble anormale pour une consommation des 7 derniers jours.Prière de corriger ou de confirmer avec le QG. Avertissement!!! Le ménage a consommé 8 Pièce Moyen de Maquereau congelé, cette quantité semble anormale pour une consommation des 7 derniers jours.Prière de corriger ou de confirmer avec le QG. Incohérence!! Dans ce ménage, chaque individus consomme par jour 8.392857 Kg  de cereale; Prière de revoir les quantités prises de ces produits.</w:t>
+        <w:t>- Attention ! Le prix unitaire d'achat (25 Fcfa) de Ail en Gousse (Moyen) est relativement faible par rapport aux autres prix observés dans cette zone. Prière de corriger ou de confirmer avec le QG. Attention ! Le prix unitaire d'achat (333.3333 Fcfa) de Silure séché en Morceau (Portion) (Moyen) est relativement élevé par rapport aux autres prix observés dans cette zone. Prière de corriger ou de confirmer avec le QG. Avertissement!! La quantité (4 litre) du produit Huile d'arachide raffinée consommée  par le ménage semble très élevé, prière de corriger ou confirmer avec le QG. Avertissement!!! Le ménage a consommé 10 Pièce Moyen de Poisson frais type 9, cette quantité semble anormale pour une consommation des 7 derniers jours.Prière de corriger ou de confirmer avec le QG. Avertissement!!! Le ménage a consommé 8 Pièce Moyen de Maquereau congelé, cette quantité semble anormale pour une consommation des 7 derniers jours.Prière de corriger ou de confirmer avec le QG. Incohérence!! Dans ce ménage, chaque individus consomme par jour 14.30746 Kg  de cereale; Prière de revoir les quantités prises de ces produits.</w:t>
       </w:r>
     </w:p>
     <w:p>
@@ -4210,9 +4168,11 @@
         <w:rPr>
           <w:sz w:val="20"/>
         </w:rPr>
-        <w:t xml:space="preserve">- Attention ! Antenne parabolique / décodeur a été achété à 25000 Fcfa est relativement élevé par rapport aux autres prix d'achat observés dans cette zone. Prière de corriger ou de confirmer avec le QG. </w:t>
+        <w:t xml:space="preserve">- Attention ! Antenne parabolique / décodeur a été achété à 25000 Fcfa est relativement élevé par rapport aux autres prix d'achat observés dans cette zone. Prière de corriger ou de confirmer avec le QG. Attention ! Antenne parabolique / décodeur a été revendu à 20000 Fcfa qui est relativement élevé par rapport aux autres prix de revente observés dans cette zone. Prière de corriger ou de confirmer avec le QG. </w:t>
         <w:br/>
-        <w:t>- Attention ! Téléphone portable a été achété à 150000 Fcfa est relativement élevé par rapport aux autres prix d'achat observés dans cette zone. Prière de corriger ou de confirmer avec le QG. Attention ! Téléphone portable a été revendu à 120000 Fcfa qui est relativement élevé par rapport aux autres prix de revente observés dans cette zone. Prière de corriger ou de confirmer avec le QG.</w:t>
+        <w:t xml:space="preserve">- Attention ! Téléphone portable a été achété à 150000 Fcfa est relativement élevé par rapport aux autres prix d'achat observés dans cette zone. Prière de corriger ou de confirmer avec le QG. Attention ! Téléphone portable a été revendu à 120000 Fcfa qui est relativement élevé par rapport aux autres prix de revente observés dans cette zone. Prière de corriger ou de confirmer avec le QG. </w:t>
+        <w:br/>
+        <w:t>- Attention ! Voiture personnelle a été revendu à 9999 Fcfa qui est relativement faible par rapport aux autres prix de revente observés dans cette zone. Prière de corriger ou de confirmer avec le QG.</w:t>
       </w:r>
     </w:p>
     <w:p>
@@ -4682,7 +4642,7 @@
         <w:rPr>
           <w:sz w:val="20"/>
         </w:rPr>
-        <w:t>- La dernière fois que vous avez acheté Bières et vins traditionnels (dolo, vin de palme, vin de raphia, vin de cajou, etc.) est dans un menage  du village et semble exister dans les modalités, prière de prendre attache avec le QG pour plus d'explication afin de la classer bien. Attention ! Le prix unitaire d'achat (100 Fcfa) de Oignon frais en Pièce (Moyen) est relativement élevé par rapport aux autres prix observés dans cette zone. Prière de corriger ou de confirmer avec le QG. Attention ! Le prix unitaire d'achat (150 Fcfa) de Feuilles de  Haricot en Tas (Moyen) est relativement élevé par rapport aux autres prix observés dans cette zone. Prière de corriger ou de confirmer avec le QG. Incohérence!! Dans ce ménage, chaque individus consomme par jour 46.58928 Kg  de cereale; Prière de revoir les quantités prises de ces produits.</w:t>
+        <w:t>- La dernière fois que vous avez acheté Bières et vins traditionnels (dolo, vin de palme, vin de raphia, vin de cajou, etc.) est dans un menage  du village et semble exister dans les modalités, prière de prendre attache avec le QG pour plus d'explication afin de la classer bien. Attention ! Le prix unitaire d'achat (100 Fcfa) de Silure séché en Morceau (Portion) (Moyen) est relativement faible par rapport aux autres prix observés dans cette zone. Prière de corriger ou de confirmer avec le QG. Attention ! Le prix unitaire d'achat (125 Fcfa) de Tomate séchée en Sachets (Petit) est relativement élevé par rapport aux autres prix observés dans cette zone. Prière de corriger ou de confirmer avec le QG. Attention ! Le prix unitaire d'achat (150 Fcfa) de Feuilles de  Haricot en Tas (Moyen) est relativement élevé par rapport aux autres prix observés dans cette zone. Prière de corriger ou de confirmer avec le QG. Attention ! Le prix unitaire d'achat (50 Fcfa) de Ail en Gousse (Moyen) est relativement faible par rapport aux autres prix observés dans cette zone. Prière de corriger ou de confirmer avec le QG. Incohérence!! Dans ce ménage, chaque individus consomme par jour 75.20834 Kg  de cereale; Prière de revoir les quantités prises de ces produits.</w:t>
       </w:r>
     </w:p>
     <w:p>
@@ -5085,7 +5045,7 @@
         </w:rPr>
         <w:t xml:space="preserve">- La filière de HENRIETTE NDEW TINE est Froid et climatisation et semble exister dans les modalités, prière de prendre attache avec le QG pour plus d'explication afin de la classer bien. </w:t>
         <w:br/>
-        <w:t xml:space="preserve">- Le domaine que JEAN DENIS TINE bénéficié de cette formation est Plomberie et semble exister dans les modalités, prière de prendre attache avec le QG pour plus d'explication afin de la classer bien. Attention ! Le frais de scolarité (10000 Fcfa) de JEAN DENIS TINE en 2ème année de Secondaire 1 (Moyen) Général est relativement élevé par rapport aux autres frais de scolarités observés dans cette zone. Prière de corriger ou de confirmer avec le QG. </w:t>
+        <w:t xml:space="preserve">- Le domaine que JEAN DENIS TINE bénéficié de cette formation est Plomberie et semble exister dans les modalités, prière de prendre attache avec le QG pour plus d'explication afin de la classer bien. </w:t>
         <w:br/>
         <w:t xml:space="preserve">- Peu probable! ANDRÉ MICHEL MANDÉ TINE  n'arrive pas  à comprendre un petit texte lu dans une langue locale (s02q03). Veuillez corriger ou donner des explications au QG. Le montant des autres depenses pour l'année scolaire de ANDRÉ MICHEL MANDÉ TINE est faible ou élevé. veuillez, s'il vous plait, confirmer ces informations avec le QG ou apporter les corrections nécessaires. </w:t>
         <w:br/>
@@ -5154,7 +5114,7 @@
         <w:rPr>
           <w:sz w:val="20"/>
         </w:rPr>
-        <w:t>- Attention ! Le prix unitaire d'achat (150 Fcfa) de Aubergine   en Pièce (Moyen) est relativement élevé par rapport aux autres prix observés dans cette zone. Prière de corriger ou de confirmer avec le QG. Attention ! Le prix unitaire d'achat (150 Fcfa) de Choux en Morceau (Portion) (Moyen) est relativement élevé par rapport aux autres prix observés dans cette zone. Prière de corriger ou de confirmer avec le QG. Attention ! Le prix unitaire d'achat (50 Fcfa) de Cube alimentaire (Maggi, Jumbo, ) en Cube (Petit) est relativement élevé par rapport aux autres prix observés dans cette zone. Prière de corriger ou de confirmer avec le QG. Avertissement!!! Le ménage a consommé 12 Pièce Moyen de Capitaine frais, cette quantité semble anormale pour une consommation des 7 derniers jours.Prière de corriger ou de confirmer avec le QG. Avertissement!!! Le ménage a consommé 7 Paquet Petit de Thé en sachet, cette quantité semble anormale pour une consommation des 7 derniers jours.Prière de corriger ou de confirmer avec le QG. Avertissement!! le prix unitaire (125 Fcfa) de Thé en sachet (unité: Paquet) de taille Petit est très faible ou élevé. Prière de corriger ou de confirmer avec le QG. Incohérence!! Dans ce ménage, chaque individus consomme par jour 29.78306 Kg  de cereale; Prière de revoir les quantités prises de ces produits.</w:t>
+        <w:t>- Attention ! Le prix unitaire d'achat (150 Fcfa) de Aubergine   en Pièce (Moyen) est relativement élevé par rapport aux autres prix observés dans cette zone. Prière de corriger ou de confirmer avec le QG. Attention ! Le prix unitaire d'achat (150 Fcfa) de Choux en Morceau (Portion) (Moyen) est relativement élevé par rapport aux autres prix observés dans cette zone. Prière de corriger ou de confirmer avec le QG. Attention ! Le prix unitaire d'achat (25 Fcfa) de Sel en Sachets (Moyen) est relativement faible par rapport aux autres prix observés dans cette zone. Prière de corriger ou de confirmer avec le QG. Attention ! Le prix unitaire d'achat (50 Fcfa) de Cube alimentaire (Maggi, Jumbo, ) en Cube (Petit) est relativement élevé par rapport aux autres prix observés dans cette zone. Prière de corriger ou de confirmer avec le QG. Attention ! Soupçons de quantité anormale! Le ménage de HENRY TINE avec une taille de 7 personnes a consommé 5 Sachets en Petit de Soumbala (moutarde africaine) qui est relativement élevé comme consommation par rapport à la condition de vie des autres ménages de même taille dans cette zone. Prière de corriger ou de confirmer avec le QG. Avertissement!!! Le ménage a consommé 12 Pièce Moyen de Capitaine frais, cette quantité semble anormale pour une consommation des 7 derniers jours.Prière de corriger ou de confirmer avec le QG. Avertissement!!! Le ménage a consommé 7 Paquet Petit de Thé en sachet, cette quantité semble anormale pour une consommation des 7 derniers jours.Prière de corriger ou de confirmer avec le QG. Avertissement!! le prix unitaire (125 Fcfa) de Thé en sachet (unité: Paquet) de taille Petit est très faible ou élevé. Prière de corriger ou de confirmer avec le QG. Incohérence!! Dans ce ménage, chaque individus consomme par jour 58.01266 Kg  de cereale; Prière de revoir les quantités prises de ces produits.</w:t>
       </w:r>
     </w:p>
     <w:p>
@@ -5217,8 +5177,6 @@
         <w:rPr>
           <w:sz w:val="20"/>
         </w:rPr>
-        <w:t xml:space="preserve">- Attention ! Bonbonne de gaz a été revendu à 5000 Fcfa qui est relativement faible par rapport aux autres prix de revente observés dans cette zone. Prière de corriger ou de confirmer avec le QG. </w:t>
-        <w:br/>
         <w:t xml:space="preserve">- Avertissement!!! Le prix d'achat (10000) de l'article  Table à manger  (table + chaises) est inférieur aux prix de revente (15000)  avec l'âge du bien atteignant 2 ans. Prière de vérifier ou confirmer avec l'enquêté et mettre les bonnes valeurs après verification, s'il le faut. </w:t>
         <w:br/>
         <w:t>- Avertissement!!! Le prix d'achat (150000) de l'article  Lit est inférieur aux prix de revente (175000)  avec l'âge du bien atteignant 21 ans. Prière de vérifier ou confirmer avec l'enquêté et mettre les bonnes valeurs après verification, s'il le faut.</w:t>
@@ -5305,7 +5263,7 @@
         <w:rPr>
           <w:sz w:val="20"/>
         </w:rPr>
-        <w:t xml:space="preserve">- Attention ! Houe/daba/hilaire a été revendu à 2600 Fcfa qui est relativement élevé par rapport aux autres prix de revente observés dans cette zone. Prière de corriger ou de confirmer avec le QG. </w:t>
+        <w:t xml:space="preserve">- Attention ! Abreuvoir / Mangeoire a été achété à 6000 Fcfa est relativement élevé par rapport aux autres prix d'achat observés dans cette zone. Prière de corriger ou de confirmer avec le QG. Attention ! Abreuvoir / Mangeoire a été revendu à 6000 Fcfa qui est relativement élevé par rapport aux autres prix de revente observés dans cette zone. Prière de corriger ou de confirmer avec le QG. </w:t>
         <w:br/>
         <w:t>- Avertissement!! L'âge (30 ans)  de Charrue dans ce ménage semble être élevé, prière de corriger ou confirmer avec le QG.</w:t>
       </w:r>
@@ -5664,9 +5622,9 @@
         <w:rPr>
           <w:sz w:val="20"/>
         </w:rPr>
-        <w:t xml:space="preserve">- Attention ! Le montant (5000 Fcfa) dépensé ou reçu en cadeau pour les cartes prépayées, les transferts de crédit et les abonnements de  PIERRE DIOP est relativement élevé par rapport aux autres montants depansés observés dans cette zone. Prière de corriger ou de confirmer avec le QG. Attention ! Le montant (5000 Fcfa) dépensé ou reçu en cadeau pour les recharges internet ou de forfaits de données mobiles(hors appels vocaux), aucours des 30 derniers jours de  PIERRE DIOP est relativement élevé par rapport aux autres montants depansés observés dans cette zone. Prière de corriger ou de confirmer avec le QG. </w:t>
+        <w:t xml:space="preserve">- Attention ! Le montant (5000 Fcfa) dépensé ou reçu en cadeau pour les cartes prépayées, les transferts de crédit et les abonnements de  PIERRE DIOP est relativement élevé par rapport aux autres montants depansés observés dans cette zone. Prière de corriger ou de confirmer avec le QG. </w:t>
         <w:br/>
-        <w:t xml:space="preserve">- Attention ! Le montant (5000 Fcfa) dépensé ou reçu en cadeau pour les cartes prépayées, les transferts de crédit et les abonnements de  SABINE MBASSE MBENGUE est relativement élevé par rapport aux autres montants depansés observés dans cette zone. Prière de corriger ou de confirmer avec le QG. Attention ! Le montant (5000 Fcfa) dépensé ou reçu en cadeau pour les recharges internet ou de forfaits de données mobiles(hors appels vocaux), aucours des 30 derniers jours de  SABINE MBASSE MBENGUE est relativement élevé par rapport aux autres montants depansés observés dans cette zone. Prière de corriger ou de confirmer avec le QG. </w:t>
+        <w:t xml:space="preserve">- Attention ! Le montant (5000 Fcfa) dépensé ou reçu en cadeau pour les cartes prépayées, les transferts de crédit et les abonnements de  SABINE MBASSE MBENGUE est relativement élevé par rapport aux autres montants depansés observés dans cette zone. Prière de corriger ou de confirmer avec le QG. </w:t>
         <w:br/>
         <w:t>- Attention ! Vous avez déclaré en s01q00 que le répondant est la personne elle-même, or GRACE MADELEINE LEA DIOP est trop jeune (6 ans) pour fournir des informations correctes. Prière de refaire la section 1 pour GRACE MADELEINE LEA DIOP en demandant à un adulte de répondre aux questions à sa place.</w:t>
       </w:r>
@@ -5739,7 +5697,7 @@
         <w:rPr>
           <w:sz w:val="20"/>
         </w:rPr>
-        <w:t>- La dernière fois que vous avez acheté Viande de porc: autres parties est maison dans le quartier et semble exister dans les modalités, prière de prendre attache avec le QG pour plus d'explication afin de la classer bien. Attention ! Le prix unitaire d'achat (71.42857 Fcfa) de Tamarin noir en Sachets (Petit) est relativement faible par rapport aux autres prix observés dans cette zone. Prière de corriger ou de confirmer avec le QG. Attention ! Le prix unitaire d'achat (83.33334 Fcfa) de Carotte en Pièce (Moyen) est relativement faible par rapport aux autres prix observés dans cette zone. Prière de corriger ou de confirmer avec le QG. Avertissement!!! Le ménage a consommé 0.02 Kg taille unique de Poivre, cette quantité semble anormale pour une consommation des 7 derniers jours. prière de corriger ou de confirmer avec le QG. Le prix d'achat unitaire (6500 Fcfa) de Poivre en Kg de taille taille unique prière de regarder les reponses prises dans les questions s07bq07a s07bq07b s07bq07c s07bq08 pour mieux corriger. Attention ! Soupçons de quantité anormale! Le ménage de SABINE MBASSE MBENGUE avec une taille de 5 personnes a consommé .02 Kg en taille unique de Poivre qui est relativement élevé comme consommation par rapport à la condition de vie des autres ménages de même taille dans cette zone. Prière de corriger ou de confirmer avec le QG. Avertissement!!! Le ménage a consommé 10.5 Pièce Petit de Capitaine frais, cette quantité semble anormale pour une consommation des 7 derniers jours.Prière de corriger ou de confirmer avec le QG. Avertissement!!! Le ménage a consommé 8 Pièce Petit de Escargots, cette quantité semble anormale pour une consommation des 7 derniers jours.Prière de corriger ou de confirmer avec le QG. Incohérence!! Dans ce ménage, chaque individus consomme par jour 40.49 Kg  de cereale; Prière de revoir les quantités prises de ces produits. Incohérence!! Dans ce ménage, chaque individus consomme par jour 40.49 Kg  de cereale; Prière de revoir les quantités prises de ces produits. Le prix d'achat unitaire (5500 Fcfa) de Piment séché en Kg de taille taille unique prière de regarder les reponses prises dans les questions s07bq07a s07bq07b s07bq07c s07bq08 pour mieux corriger.</w:t>
+        <w:t>- La dernière fois que vous avez acheté Viande de porc: autres parties est maison dans le quartier et semble exister dans les modalités, prière de prendre attache avec le QG pour plus d'explication afin de la classer bien. Attention ! Le prix unitaire d'achat (250 Fcfa) de Concombre en Pièce (Moyen) est relativement élevé par rapport aux autres prix observés dans cette zone. Prière de corriger ou de confirmer avec le QG. Attention ! Le prix unitaire d'achat (83.33334 Fcfa) de Manioc en tubercules en Pièce (Moyen) est relativement faible par rapport aux autres prix observés dans cette zone. Prière de corriger ou de confirmer avec le QG. Avertissement!!! Le ménage a consommé 0.02 Kg taille unique de Poivre, cette quantité semble anormale pour une consommation des 7 derniers jours. prière de corriger ou de confirmer avec le QG. Le prix d'achat unitaire (6500 Fcfa) de Poivre en Kg de taille taille unique prière de regarder les reponses prises dans les questions s07bq07a s07bq07b s07bq07c s07bq08 pour mieux corriger. Attention ! Soupçons de quantité anormale! Le ménage de SABINE MBASSE MBENGUE avec une taille de 5 personnes a consommé .02 Kg en taille unique de Poivre qui est relativement élevé comme consommation par rapport à la condition de vie des autres ménages de même taille dans cette zone. Prière de corriger ou de confirmer avec le QG. Avertissement!!! Le ménage a consommé 10.5 Pièce Petit de Capitaine frais, cette quantité semble anormale pour une consommation des 7 derniers jours.Prière de corriger ou de confirmer avec le QG. Avertissement!!! Le ménage a consommé 8 Pièce Petit de Escargots, cette quantité semble anormale pour une consommation des 7 derniers jours.Prière de corriger ou de confirmer avec le QG. Incohérence!! Dans ce ménage, chaque individus consomme par jour 74.58571 Kg  de cereale; Prière de revoir les quantités prises de ces produits. Incohérence!! Dans ce ménage, chaque individus consomme par jour 74.58571 Kg  de cereale; Prière de revoir les quantités prises de ces produits. Le prix d'achat unitaire (5500 Fcfa) de Piment séché en Kg de taille taille unique prière de regarder les reponses prises dans les questions s07bq07a s07bq07b s07bq07c s07bq08 pour mieux corriger.</w:t>
       </w:r>
     </w:p>
     <w:p>
@@ -5934,7 +5892,7 @@
         <w:rPr>
           <w:sz w:val="20"/>
         </w:rPr>
-        <w:t>- Attention ! Abreuvoir / Mangeoire a été revendu à 21000 Fcfa qui est relativement élevé par rapport aux autres prix de revente observés dans cette zone. Prière de corriger ou de confirmer avec le QG.</w:t>
+        <w:t>- Attention ! Abreuvoir / Mangeoire a été achété à 21000 Fcfa est relativement élevé par rapport aux autres prix d'achat observés dans cette zone. Prière de corriger ou de confirmer avec le QG. Attention ! Abreuvoir / Mangeoire a été revendu à 21000 Fcfa qui est relativement élevé par rapport aux autres prix de revente observés dans cette zone. Prière de corriger ou de confirmer avec le QG.</w:t>
       </w:r>
     </w:p>
     <w:p>
@@ -6444,7 +6402,7 @@
         <w:rPr>
           <w:sz w:val="20"/>
         </w:rPr>
-        <w:t>- Attention ! Le prix unitaire d'achat (1200 Fcfa) de Pomme de terre en Kg (taille unique) est relativement élevé par rapport aux autres prix observés dans cette zone. Prière de corriger ou de confirmer avec le QG. Attention ! Le prix unitaire d'achat (15 Fcfa) de Cube alimentaire (Maggi, Jumbo, ) en Cube (Petit) est relativement faible par rapport aux autres prix observés dans cette zone. Prière de corriger ou de confirmer avec le QG. Attention ! Le prix unitaire d'achat (2000 Fcfa) de Capitaine frais en Tas (Moyen) est relativement élevé par rapport aux autres prix observés dans cette zone. Prière de corriger ou de confirmer avec le QG. Attention ! Le prix unitaire d'achat (3000 Fcfa) de Poisson frais type 11 en Tas (Moyen) est relativement élevé par rapport aux autres prix observés dans cette zone. Prière de corriger ou de confirmer avec le QG. Avertissement!!! Le ménage a consommé 0.12 Kg taille unique de Ail, cette quantité semble anormale pour une consommation des 7 derniers jours. prière de corriger ou de confirmer avec le QG. Attention ! Soupçons de quantité anormale! Le ménage de LOUIS DIOUF avec une taille de 4 personnes a consommé .12 Kg en taille unique de Ail qui est relativement élevé comme consommation par rapport à la condition de vie des autres ménages de même taille dans cette zone. Prière de corriger ou de confirmer avec le QG. Avertissement!!! Le ménage a consommé 0.12 Kg taille unique de Piment frais, cette quantité semble anormale pour une consommation des 7 derniers jours. prière de corriger ou de confirmer avec le QG. Le prix d'achat unitaire (6000 Fcfa) de Piment frais en Kg de taille taille unique prière de regarder les reponses prises dans les questions s07bq07a s07bq07b s07bq07c s07bq08 pour mieux corriger. Attention ! Soupçons de quantité anormale! Le ménage de LOUIS DIOUF avec une taille de 4 personnes a consommé .12 Kg en taille unique de Piment frais qui est relativement élevé comme consommation par rapport à la condition de vie des autres ménages de même taille dans cette zone. Prière de corriger ou de confirmer avec le QG. Avertissement!!! Le ménage a consommé 0.12 Sachets Moyen de Poivre, cette quantité semble anormale pour une consommation des 7 derniers jours. prière de corriger ou de confirmer avec le QG. Le prix d'achat unitaire (6000 Fcfa) de Poivre en Kg de taille taille unique prière de regarder les reponses prises dans les questions s07bq07a s07bq07b s07bq07c s07bq08 pour mieux corriger. Avertissement!!! Le ménage a consommé 7 Paquet Petit de Thé en sachet, cette quantité semble anormale pour une consommation des 7 derniers jours.Prière de corriger ou de confirmer avec le QG. Avertissement!! le prix unitaire (150 Fcfa) de Thé en sachet (unité: Paquet) de taille Petit est très faible ou élevé. Prière de corriger ou de confirmer avec le QG. Incohérence!! Dans ce ménage, chaque individus consomme par jour 16.29464 Kg  de cereale; Prière de revoir les quantités prises de ces produits. Incohérence!! Dans ce ménage, chaque individus consomme par jour 16.29464 Kg  de cereale; Prière de revoir les quantités prises de ces produits. Incohérence!! Dans ce ménage, chaque individus consomme par jour 16.29464 Kg  de cereale; Prière de revoir les quantités prises de ces produits. Attention ! Le prix unitaire d'achat (420 Fcfa) de Riz local Gambiaka en Kg (taille unique) est relativement élevé par rapport aux autres prix observés dans cette zone. Prière de corriger ou de confirmer avec le QG.</w:t>
+        <w:t>- Attention ! Le prix unitaire d'achat (1200 Fcfa) de Pomme de terre en Kg (taille unique) est relativement élevé par rapport aux autres prix observés dans cette zone. Prière de corriger ou de confirmer avec le QG. Attention ! Le prix unitaire d'achat (125 Fcfa) de Aubergine sauvage  en Pièce (Petit) est relativement élevé par rapport aux autres prix observés dans cette zone. Prière de corriger ou de confirmer avec le QG. Attention ! Le prix unitaire d'achat (15 Fcfa) de Cube alimentaire (Maggi, Jumbo, ) en Cube (Petit) est relativement faible par rapport aux autres prix observés dans cette zone. Prière de corriger ou de confirmer avec le QG. Attention ! Le prix unitaire d'achat (1500 Fcfa) de Poireau en Kg (taille unique) est relativement élevé par rapport aux autres prix observés dans cette zone. Prière de corriger ou de confirmer avec le QG. Attention ! Le prix unitaire d'achat (2000 Fcfa) de Capitaine frais en Tas (Moyen) est relativement élevé par rapport aux autres prix observés dans cette zone. Prière de corriger ou de confirmer avec le QG. Attention ! Le prix unitaire d'achat (3000 Fcfa) de Poisson frais type 11 en Tas (Moyen) est relativement élevé par rapport aux autres prix observés dans cette zone. Prière de corriger ou de confirmer avec le QG. Avertissement!!! Le ménage a consommé 0.12 Kg taille unique de Ail, cette quantité semble anormale pour une consommation des 7 derniers jours. prière de corriger ou de confirmer avec le QG. Attention ! Soupçons de quantité anormale! Le ménage de LOUIS DIOUF avec une taille de 4 personnes a consommé .12 Kg en taille unique de Ail qui est relativement élevé comme consommation par rapport à la condition de vie des autres ménages de même taille dans cette zone. Prière de corriger ou de confirmer avec le QG. Avertissement!!! Le ménage a consommé 0.12 Kg taille unique de Piment frais, cette quantité semble anormale pour une consommation des 7 derniers jours. prière de corriger ou de confirmer avec le QG. Le prix d'achat unitaire (6000 Fcfa) de Piment frais en Kg de taille taille unique prière de regarder les reponses prises dans les questions s07bq07a s07bq07b s07bq07c s07bq08 pour mieux corriger. Attention ! Soupçons de quantité anormale! Le ménage de LOUIS DIOUF avec une taille de 4 personnes a consommé .12 Kg en taille unique de Piment frais qui est relativement élevé comme consommation par rapport à la condition de vie des autres ménages de même taille dans cette zone. Prière de corriger ou de confirmer avec le QG. Avertissement!!! Le ménage a consommé 0.12 Sachets Moyen de Poivre, cette quantité semble anormale pour une consommation des 7 derniers jours. prière de corriger ou de confirmer avec le QG. Le prix d'achat unitaire (6000 Fcfa) de Poivre en Kg de taille taille unique prière de regarder les reponses prises dans les questions s07bq07a s07bq07b s07bq07c s07bq08 pour mieux corriger. Avertissement!!! Le ménage a consommé 7 Paquet Petit de Thé en sachet, cette quantité semble anormale pour une consommation des 7 derniers jours.Prière de corriger ou de confirmer avec le QG. Avertissement!! le prix unitaire (150 Fcfa) de Thé en sachet (unité: Paquet) de taille Petit est très faible ou élevé. Prière de corriger ou de confirmer avec le QG. Incohérence!! Dans ce ménage, chaque individus consomme par jour 27.24643 Kg  de cereale; Prière de revoir les quantités prises de ces produits. Incohérence!! Dans ce ménage, chaque individus consomme par jour 27.24643 Kg  de cereale; Prière de revoir les quantités prises de ces produits. Incohérence!! Dans ce ménage, chaque individus consomme par jour 27.24643 Kg  de cereale; Prière de revoir les quantités prises de ces produits.</w:t>
       </w:r>
     </w:p>
     <w:p>
@@ -6487,27 +6445,6 @@
           <w:sz w:val="20"/>
         </w:rPr>
         <w:t>- L'entreprise JUS LOCAUX est généralement une entreprise commerciale ou de service dont elle ne depense pas en achat de matières premières.Elle ne transforme pas de produit donc ne peut pas obtenir un montant sur la vente des produits transformés (10.48 ou 10.49). Prière de mettre 0 pour ces questions si elles ne font pas de transformation.</w:t>
-      </w:r>
-    </w:p>
-    <w:p>
-      <w:r>
-        <w:rPr>
-          <w:b/>
-          <w:color w:val="4672C4"/>
-          <w:sz w:val="22"/>
-        </w:rPr>
-        <w:t>&gt;&gt; Section12 - Actifs du menage</w:t>
-      </w:r>
-    </w:p>
-    <w:p>
-      <w:pPr>
-        <w:ind w:left="283"/>
-      </w:pPr>
-      <w:r>
-        <w:rPr>
-          <w:sz w:val="20"/>
-        </w:rPr>
-        <w:t>- Attention ! Appareil TV a été achété à 150000 Fcfa est relativement élevé par rapport aux autres prix d'achat observés dans cette zone. Prière de corriger ou de confirmer avec le QG.</w:t>
       </w:r>
     </w:p>
     <w:p>
@@ -7038,7 +6975,7 @@
         <w:rPr>
           <w:sz w:val="20"/>
         </w:rPr>
-        <w:t>- Avertissement!!! Le ménage a consommé 0.12 Kg taille unique de Aubergine  , cette quantité semble anormale pour une consommation des 7 derniers jours. prière de corriger ou de confirmer avec le QG. Attention ! Soupçons de quantité anormale! Le ménage de GABOU TINE avec une taille de 3 personnes a consommé .12 Kg en taille unique de Aubergine   qui est relativement élevé comme consommation par rapport à la condition de vie des autres ménages de même taille dans cette zone. Prière de corriger ou de confirmer avec le QG. Avertissement!!! Le ménage a consommé 0.12 Kg taille unique de Aubergine sauvage , cette quantité semble anormale pour une consommation des 7 derniers jours. prière de corriger ou de confirmer avec le QG. Attention ! Soupçons de quantité anormale! Le ménage de GABOU TINE avec une taille de 3 personnes a consommé .12 Kg en taille unique de Aubergine sauvage  qui est relativement élevé comme consommation par rapport à la condition de vie des autres ménages de même taille dans cette zone. Prière de corriger ou de confirmer avec le QG. Avertissement!!! Le ménage a consommé 0.12 Kg taille unique de Carpe séchée, cette quantité semble anormale pour une consommation des 7 derniers jours. prière de corriger ou de confirmer avec le QG. Attention ! Soupçons de quantité anormale! Le ménage de GABOU TINE avec une taille de 3 personnes a consommé .12 Kg en taille unique de Carpe séchée qui est relativement élevé comme consommation par rapport à la condition de vie des autres ménages de même taille dans cette zone. Prière de corriger ou de confirmer avec le QG. Avertissement!!! Le ménage a consommé 0.12 Kg taille unique de Piment séché, cette quantité semble anormale pour une consommation des 7 derniers jours. prière de corriger ou de confirmer avec le QG. Attention ! Soupçons de quantité anormale! Le ménage de GABOU TINE avec une taille de 3 personnes a consommé .12 Kg en taille unique de Piment séché qui est relativement élevé comme consommation par rapport à la condition de vie des autres ménages de même taille dans cette zone. Prière de corriger ou de confirmer avec le QG. Avertissement!!! Le ménage a consommé 0.12 Kg taille unique de Poivre, cette quantité semble anormale pour une consommation des 7 derniers jours. prière de corriger ou de confirmer avec le QG. Attention ! Soupçons de quantité anormale! Le ménage de GABOU TINE avec une taille de 3 personnes a consommé .12 Kg en taille unique de Poivre qui est relativement élevé comme consommation par rapport à la condition de vie des autres ménages de même taille dans cette zone. Prière de corriger ou de confirmer avec le QG. Incohérence!! Dans ce ménage, chaque individus consomme par jour 78.22572 Kg  de cereale; Prière de revoir les quantités prises de ces produits. Incohérence!! Dans ce ménage, chaque individus consomme par jour 78.22572 Kg  de cereale; Prière de revoir les quantités prises de ces produits. Incohérence!! Dans ce ménage, chaque individus consomme par jour 78.22572 Kg  de cereale; Prière de revoir les quantités prises de ces produits. Incohérence!! Dans ce ménage, chaque individus consomme par jour 78.22572 Kg  de cereale; Prière de revoir les quantités prises de ces produits. Le prix d'achat unitaire (1500 Fcfa) de Farine de blé locale ou importée en Kg de taille taille unique semble élevé, prière de regarder les reponses prises dans les questions s07bq07a s07bq07b s07bq07c s07bq08 pour mieux corriger. Attention ! Le prix unitaire d'achat (1500 Fcfa) de Farine de blé locale ou importée en Kg (taille unique) est relativement élevé par rapport aux autres prix observés dans cette zone. Prière de corriger ou de confirmer avec le QG.</w:t>
+        <w:t>- Avertissement!!! Le ménage a consommé 0.12 Kg taille unique de Aubergine  , cette quantité semble anormale pour une consommation des 7 derniers jours. prière de corriger ou de confirmer avec le QG. Attention ! Soupçons de quantité anormale! Le ménage de GABOU TINE avec une taille de 3 personnes a consommé .12 Kg en taille unique de Aubergine   qui est relativement élevé comme consommation par rapport à la condition de vie des autres ménages de même taille dans cette zone. Prière de corriger ou de confirmer avec le QG. Avertissement!!! Le ménage a consommé 0.12 Kg taille unique de Aubergine sauvage , cette quantité semble anormale pour une consommation des 7 derniers jours. prière de corriger ou de confirmer avec le QG. Attention ! Soupçons de quantité anormale! Le ménage de GABOU TINE avec une taille de 3 personnes a consommé .12 Kg en taille unique de Aubergine sauvage  qui est relativement élevé comme consommation par rapport à la condition de vie des autres ménages de même taille dans cette zone. Prière de corriger ou de confirmer avec le QG. Avertissement!!! Le ménage a consommé 0.12 Kg taille unique de Carpe séchée, cette quantité semble anormale pour une consommation des 7 derniers jours. prière de corriger ou de confirmer avec le QG. Attention ! Soupçons de quantité anormale! Le ménage de GABOU TINE avec une taille de 3 personnes a consommé .12 Kg en taille unique de Carpe séchée qui est relativement élevé comme consommation par rapport à la condition de vie des autres ménages de même taille dans cette zone. Prière de corriger ou de confirmer avec le QG. Avertissement!!! Le ménage a consommé 0.12 Kg taille unique de Piment séché, cette quantité semble anormale pour une consommation des 7 derniers jours. prière de corriger ou de confirmer avec le QG. Attention ! Soupçons de quantité anormale! Le ménage de GABOU TINE avec une taille de 3 personnes a consommé .12 Kg en taille unique de Piment séché qui est relativement élevé comme consommation par rapport à la condition de vie des autres ménages de même taille dans cette zone. Prière de corriger ou de confirmer avec le QG. Avertissement!!! Le ménage a consommé 0.12 Kg taille unique de Poivre, cette quantité semble anormale pour une consommation des 7 derniers jours. prière de corriger ou de confirmer avec le QG. Attention ! Soupçons de quantité anormale! Le ménage de GABOU TINE avec une taille de 3 personnes a consommé .12 Kg en taille unique de Poivre qui est relativement élevé comme consommation par rapport à la condition de vie des autres ménages de même taille dans cette zone. Prière de corriger ou de confirmer avec le QG. Incohérence!! Dans ce ménage, chaque individus consomme par jour 201.541 Kg  de cereale; Prière de revoir les quantités prises de ces produits. Incohérence!! Dans ce ménage, chaque individus consomme par jour 201.541 Kg  de cereale; Prière de revoir les quantités prises de ces produits. Incohérence!! Dans ce ménage, chaque individus consomme par jour 201.541 Kg  de cereale; Prière de revoir les quantités prises de ces produits. Incohérence!! Dans ce ménage, chaque individus consomme par jour 201.541 Kg  de cereale; Prière de revoir les quantités prises de ces produits. Le prix d'achat unitaire (1500 Fcfa) de Farine de blé locale ou importée en Kg de taille taille unique semble élevé, prière de regarder les reponses prises dans les questions s07bq07a s07bq07b s07bq07c s07bq08 pour mieux corriger. Attention ! Le prix unitaire d'achat (1500 Fcfa) de Farine de blé locale ou importée en Kg (taille unique) est relativement élevé par rapport aux autres prix observés dans cette zone. Prière de corriger ou de confirmer avec le QG.</w:t>
       </w:r>
     </w:p>
     <w:p>
@@ -7195,7 +7132,11 @@
         <w:rPr>
           <w:sz w:val="20"/>
         </w:rPr>
-        <w:t>- Attention ! Bonbonne de gaz a été revendu à 18000 Fcfa qui est relativement élevé par rapport aux autres prix de revente observés dans cette zone. Prière de corriger ou de confirmer avec le QG.</w:t>
+        <w:t xml:space="preserve">- Attention ! Bonbonne de gaz a été revendu à 18000 Fcfa qui est relativement élevé par rapport aux autres prix de revente observés dans cette zone. Prière de corriger ou de confirmer avec le QG. </w:t>
+        <w:br/>
+        <w:t xml:space="preserve">- Attention ! Congélateur a été achété à 390000 Fcfa est relativement élevé par rapport aux autres prix d'achat observés dans cette zone. Prière de corriger ou de confirmer avec le QG. </w:t>
+        <w:br/>
+        <w:t>- Attention ! Ventilateur sur pied a été revendu à 30000 Fcfa qui est relativement élevé par rapport aux autres prix de revente observés dans cette zone. Prière de corriger ou de confirmer avec le QG.</w:t>
       </w:r>
     </w:p>
     <w:p>
@@ -7325,9 +7266,7 @@
         <w:rPr>
           <w:sz w:val="20"/>
         </w:rPr>
-        <w:t xml:space="preserve">- Attention ! Hache/pioche a été revendu à 12000 Fcfa qui est relativement élevé par rapport aux autres prix de revente observés dans cette zone. Prière de corriger ou de confirmer avec le QG. </w:t>
-        <w:br/>
-        <w:t>- Attention ! Houe/daba/hilaire a été revendu à 2500 Fcfa qui est relativement élevé par rapport aux autres prix de revente observés dans cette zone. Prière de corriger ou de confirmer avec le QG.</w:t>
+        <w:t>- Attention ! Hache/pioche a été achété à 12000 Fcfa est relativement élevé par rapport aux autres prix d'achat observés dans cette zone. Prière de corriger ou de confirmer avec le QG. Attention ! Hache/pioche a été revendu à 12000 Fcfa qui est relativement élevé par rapport aux autres prix de revente observés dans cette zone. Prière de corriger ou de confirmer avec le QG.</w:t>
       </w:r>
     </w:p>
     <w:p>
@@ -7684,9 +7623,7 @@
         <w:rPr>
           <w:sz w:val="20"/>
         </w:rPr>
-        <w:t xml:space="preserve">- Avertissement!!!  Marie Pascal Diop  possède un téléphone android mais dit n'avoir pas accès à l'internet, prière de confirmer cette information avec le QG ou la corriger. Attention ! Le montant (6000 Fcfa) dépensé ou reçu en cadeau pour les cartes prépayées, les transferts de crédit et les abonnements de  Marie Pascal Diop est relativement élevé par rapport aux autres montants depansés observés dans cette zone. Prière de corriger ou de confirmer avec le QG. </w:t>
-        <w:br/>
-        <w:t>- Attention ! Le montant (4600 Fcfa) dépensé ou reçu en cadeau pour les recharges internet ou de forfaits de données mobiles(hors appels vocaux), aucours des 30 derniers jours de  Emilie Diop est relativement élevé par rapport aux autres montants depansés observés dans cette zone. Prière de corriger ou de confirmer avec le QG.</w:t>
+        <w:t>- Avertissement!!!  Marie Pascal Diop  possède un téléphone android mais dit n'avoir pas accès à l'internet, prière de confirmer cette information avec le QG ou la corriger. Attention ! Le montant (6000 Fcfa) dépensé ou reçu en cadeau pour les cartes prépayées, les transferts de crédit et les abonnements de  Marie Pascal Diop est relativement élevé par rapport aux autres montants depansés observés dans cette zone. Prière de corriger ou de confirmer avec le QG.</w:t>
       </w:r>
     </w:p>
     <w:p>
@@ -7755,7 +7692,7 @@
         <w:rPr>
           <w:sz w:val="20"/>
         </w:rPr>
-        <w:t>- La dernière fois que vous avez acheté Bières et vins traditionnels (dolo, vin de palme, vin de raphia, vin de cajou, etc.) est voisin et semble exister dans les modalités, prière de prendre attache avec le QG pour plus d'explication afin de la classer bien. Attention ! Le prix unitaire d'achat (150 Fcfa) de Carotte en Pièce (Moyen) est relativement élevé par rapport aux autres prix observés dans cette zone. Prière de corriger ou de confirmer avec le QG. Attention ! Le prix unitaire d'achat (700 Fcfa) de Pâte d'arachide en Sachets (Moyen) est relativement élevé par rapport aux autres prix observés dans cette zone. Prière de corriger ou de confirmer avec le QG. Avertissement!!! Le ménage a consommé 10 Morceau (Portion) Moyen de Poisson frais type 9, cette quantité semble anormale pour une consommation des 7 derniers jours.Prière de corriger ou de confirmer avec le QG. Avertissement!!! Le ménage a consommé 9 Pièce Moyen de Capitaine frais, cette quantité semble anormale pour une consommation des 7 derniers jours.Prière de corriger ou de confirmer avec le QG. Incohérence!! Dans ce ménage, chaque individus consomme par jour 35.65047 Kg  de cereale; Prière de revoir les quantités prises de ces produits.</w:t>
+        <w:t>- La dernière fois que vous avez acheté Bières et vins traditionnels (dolo, vin de palme, vin de raphia, vin de cajou, etc.) est voisin et semble exister dans les modalités, prière de prendre attache avec le QG pour plus d'explication afin de la classer bien. Attention ! Le prix unitaire d'achat (150 Fcfa) de Carotte en Pièce (Moyen) est relativement élevé par rapport aux autres prix observés dans cette zone. Prière de corriger ou de confirmer avec le QG. Attention ! Le prix unitaire d'achat (200 Fcfa) de Salade (laitue) en Tas (Moyen) est relativement faible par rapport aux autres prix observés dans cette zone. Prière de corriger ou de confirmer avec le QG. Attention ! Le prix unitaire d'achat (50 Fcfa) de Ail en Gousse (Moyen) est relativement faible par rapport aux autres prix observés dans cette zone. Prière de corriger ou de confirmer avec le QG. Attention ! Le prix unitaire d'achat (700 Fcfa) de Pâte d'arachide en Sachets (Moyen) est relativement élevé par rapport aux autres prix observés dans cette zone. Prière de corriger ou de confirmer avec le QG. Attention ! Soupçons de quantité anormale! Le ménage de PROSPERE DIOP avec une taille de 6 personnes a consommé 5 Kg en taille unique de Oignon frais qui est relativement élevé comme consommation par rapport à la condition de vie des autres ménages de même taille dans cette zone. Prière de corriger ou de confirmer avec le QG. Avertissement!!! Le ménage a consommé 10 Morceau (Portion) Moyen de Poisson frais type 9, cette quantité semble anormale pour une consommation des 7 derniers jours.Prière de corriger ou de confirmer avec le QG. Avertissement!!! Le ménage a consommé 9 Pièce Moyen de Capitaine frais, cette quantité semble anormale pour une consommation des 7 derniers jours.Prière de corriger ou de confirmer avec le QG. Incohérence!! Dans ce ménage, chaque individus consomme par jour 63.52095 Kg  de cereale; Prière de revoir les quantités prises de ces produits.</w:t>
       </w:r>
     </w:p>
     <w:p>
